--- a/en/files/sessions/s7_exercises.docx
+++ b/en/files/sessions/s7_exercises.docx
@@ -144,7 +144,7 @@
         <w:keepNext/>
       </w:pPr>
       <w:r>
-        <w:t>This sheet is sent by email before the session, as a Word file and as a PDF. Keep it open on your screen and type your answers into the Word file (or print the PDF). In class the whole group works together: you answer in the chat or in polls, and the instructor writes the class answer on the shared screen. The writing you hand in is your own.</w:t>
+        <w:t>Type your answers into this Word file or print the PDF.</w:t>
       </w:r>
     </w:p>
     <w:tbl>
@@ -162,9 +162,9 @@
       </w:tblPr>
       <w:tblGrid>
         <w:gridCol w:w="708"/>
-        <w:gridCol w:w="3586"/>
-        <w:gridCol w:w="966"/>
-        <w:gridCol w:w="4150"/>
+        <w:gridCol w:w="3650"/>
+        <w:gridCol w:w="954"/>
+        <w:gridCol w:w="4098"/>
       </w:tblGrid>
       <w:tr>
         <w:trPr>
@@ -199,7 +199,7 @@
         </w:tc>
         <w:tc>
           <w:tcPr>
-            <w:tcW w:type="dxa" w:w="3586"/>
+            <w:tcW w:type="dxa" w:w="3650"/>
             <w:tcBorders>
               <w:top w:val="single" w:sz="4" w:color="04242F"/>
               <w:left w:val="single" w:sz="4" w:color="04242F"/>
@@ -225,7 +225,7 @@
         </w:tc>
         <w:tc>
           <w:tcPr>
-            <w:tcW w:type="dxa" w:w="966"/>
+            <w:tcW w:type="dxa" w:w="954"/>
             <w:tcBorders>
               <w:top w:val="single" w:sz="4" w:color="04242F"/>
               <w:left w:val="single" w:sz="4" w:color="04242F"/>
@@ -251,7 +251,7 @@
         </w:tc>
         <w:tc>
           <w:tcPr>
-            <w:tcW w:type="dxa" w:w="4150"/>
+            <w:tcW w:type="dxa" w:w="4098"/>
             <w:tcBorders>
               <w:top w:val="single" w:sz="4" w:color="04242F"/>
               <w:left w:val="single" w:sz="4" w:color="04242F"/>
@@ -305,7 +305,7 @@
         </w:tc>
         <w:tc>
           <w:tcPr>
-            <w:tcW w:type="dxa" w:w="3586"/>
+            <w:tcW w:type="dxa" w:w="3650"/>
             <w:tcBorders>
               <w:top w:val="single" w:sz="4" w:color="D5DDE1"/>
               <w:left w:val="single" w:sz="4" w:color="D5DDE1"/>
@@ -328,7 +328,7 @@
         </w:tc>
         <w:tc>
           <w:tcPr>
-            <w:tcW w:type="dxa" w:w="966"/>
+            <w:tcW w:type="dxa" w:w="954"/>
             <w:tcBorders>
               <w:top w:val="single" w:sz="4" w:color="D5DDE1"/>
               <w:left w:val="single" w:sz="4" w:color="D5DDE1"/>
@@ -351,7 +351,7 @@
         </w:tc>
         <w:tc>
           <w:tcPr>
-            <w:tcW w:type="dxa" w:w="4150"/>
+            <w:tcW w:type="dxa" w:w="4098"/>
             <w:tcBorders>
               <w:top w:val="single" w:sz="4" w:color="D5DDE1"/>
               <w:left w:val="single" w:sz="4" w:color="D5DDE1"/>
@@ -403,7 +403,7 @@
         </w:tc>
         <w:tc>
           <w:tcPr>
-            <w:tcW w:type="dxa" w:w="3586"/>
+            <w:tcW w:type="dxa" w:w="3650"/>
             <w:tcBorders>
               <w:top w:val="single" w:sz="4" w:color="D5DDE1"/>
               <w:left w:val="single" w:sz="4" w:color="D5DDE1"/>
@@ -427,7 +427,7 @@
         </w:tc>
         <w:tc>
           <w:tcPr>
-            <w:tcW w:type="dxa" w:w="966"/>
+            <w:tcW w:type="dxa" w:w="954"/>
             <w:tcBorders>
               <w:top w:val="single" w:sz="4" w:color="D5DDE1"/>
               <w:left w:val="single" w:sz="4" w:color="D5DDE1"/>
@@ -451,7 +451,7 @@
         </w:tc>
         <w:tc>
           <w:tcPr>
-            <w:tcW w:type="dxa" w:w="4150"/>
+            <w:tcW w:type="dxa" w:w="4098"/>
             <w:tcBorders>
               <w:top w:val="single" w:sz="4" w:color="D5DDE1"/>
               <w:left w:val="single" w:sz="4" w:color="D5DDE1"/>
@@ -502,7 +502,7 @@
         </w:tc>
         <w:tc>
           <w:tcPr>
-            <w:tcW w:type="dxa" w:w="3586"/>
+            <w:tcW w:type="dxa" w:w="3650"/>
             <w:tcBorders>
               <w:top w:val="single" w:sz="4" w:color="D5DDE1"/>
               <w:left w:val="single" w:sz="4" w:color="D5DDE1"/>
@@ -525,13 +525,13 @@
               <w:rPr>
                 <w:sz w:val="19"/>
               </w:rPr>
-              <w:t>: Methods + Results of your FLUID-ICU paper</w:t>
+              <w:t>: the Results section for your FLUID-ICU question</w:t>
             </w:r>
           </w:p>
         </w:tc>
         <w:tc>
           <w:tcPr>
-            <w:tcW w:type="dxa" w:w="966"/>
+            <w:tcW w:type="dxa" w:w="954"/>
             <w:tcBorders>
               <w:top w:val="single" w:sz="4" w:color="D5DDE1"/>
               <w:left w:val="single" w:sz="4" w:color="D5DDE1"/>
@@ -553,7 +553,7 @@
         </w:tc>
         <w:tc>
           <w:tcPr>
-            <w:tcW w:type="dxa" w:w="4150"/>
+            <w:tcW w:type="dxa" w:w="4098"/>
             <w:tcBorders>
               <w:top w:val="single" w:sz="4" w:color="D5DDE1"/>
               <w:left w:val="single" w:sz="4" w:color="D5DDE1"/>
@@ -569,7 +569,7 @@
               <w:rPr>
                 <w:sz w:val="19"/>
               </w:rPr>
-              <w:t>30 min whole class on Q1, then 15 min on your own question; finish at home</w:t>
+              <w:t>30 min whole class on Q1, then 15 min on your own question. Finish at home</w:t>
             </w:r>
           </w:p>
         </w:tc>
@@ -582,7 +582,7 @@
     </w:p>
     <w:p>
       <w:r>
-        <w:t>Files you need (all in the course folder and sent before the session): the results pack for the question you chose (</w:t>
+        <w:t>Files you need (sent by email): the results pack for your question (</w:t>
       </w:r>
       <w:r>
         <w:rPr>
@@ -590,10 +590,10 @@
           <w:color w:val="0B376C"/>
           <w:sz w:val="19"/>
         </w:rPr>
-        <w:t>Course/Data/results_packs/Results_Pack_Q1</w:t>
+        <w:t>Results_Pack_QN.pdf</w:t>
       </w:r>
       <w:r>
-        <w:t xml:space="preserve"> to </w:t>
+        <w:t>), the manuscript template (</w:t>
       </w:r>
       <w:r>
         <w:rPr>
@@ -601,32 +601,10 @@
           <w:color w:val="0B376C"/>
           <w:sz w:val="19"/>
         </w:rPr>
-        <w:t>Q5</w:t>
+        <w:t>Manuscript_Template_IMRaD.docx</w:t>
       </w:r>
       <w:r>
-        <w:t>); the manuscript template (</w:t>
-      </w:r>
-      <w:r>
-        <w:rPr>
-          <w:rFonts w:ascii="Consolas" w:hAnsi="Consolas" w:cs="Consolas" w:eastAsia="Consolas"/>
-          <w:color w:val="0B376C"/>
-          <w:sz w:val="19"/>
-        </w:rPr>
-        <w:t>Course/Templates/Manuscript_Template_IMRaD</w:t>
-      </w:r>
-      <w:r>
-        <w:t xml:space="preserve">); Paper 1 (Boulet 2024, a randomised pilot trial of restrictive fluids in septic shock) and Paper 2 (Hyun 2023, a propensity-matched cohort of fluid balance and death in sepsis), both in </w:t>
-      </w:r>
-      <w:r>
-        <w:rPr>
-          <w:rFonts w:ascii="Consolas" w:hAnsi="Consolas" w:cs="Consolas" w:eastAsia="Consolas"/>
-          <w:color w:val="0B376C"/>
-          <w:sz w:val="19"/>
-        </w:rPr>
-        <w:t>Course/Papers</w:t>
-      </w:r>
-      <w:r>
-        <w:t>.</w:t>
+        <w:t>), Paper 1 (Boulet 2024) and Paper 2 (Hyun 2023).</w:t>
       </w:r>
     </w:p>
     <w:p>
@@ -1485,7 +1463,7 @@
         <w:t>your own</w:t>
       </w:r>
       <w:r>
-        <w:t xml:space="preserve"> proposal. It becomes Part 4 of your written proposal and slides 5 (ethics and feasibility) and 6 (publication plan) of your presentation. Everyone submits the written proposal and the 6 slides before 19:30 on the day of Session 8 (</w:t>
+        <w:t xml:space="preserve"> proposal. It becomes Part 4 of your written proposal and slides 5 (ethics and feasibility) and 6 (publication plan) of your presentation. Everyone submits the written proposal and the 6 slides by email before 19:30 on the day of Session 8 (</w:t>
       </w:r>
       <w:r>
         <w:rPr>
@@ -1493,7 +1471,7 @@
           <w:color w:val="0B376C"/>
           <w:sz w:val="19"/>
         </w:rPr>
-        <w:t>Course/Assignment/proposal_brief.md</w:t>
+        <w:t>Proposal_Brief.pdf</w:t>
       </w:r>
       <w:r>
         <w:t>).</w:t>
@@ -3420,15 +3398,7 @@
         <w:pStyle w:val="Heading1"/>
       </w:pPr>
       <w:r>
-        <w:t>Part C: Manuscript workshop 1: Methods and Results (45 minutes, 21:35)</w:t>
-      </w:r>
-    </w:p>
-    <w:p>
-      <w:pPr>
-        <w:pStyle w:val="Heading2"/>
-      </w:pPr>
-      <w:r>
-        <w:t>What you are doing</w:t>
+        <w:t>Part C: Manuscript workshop 1: the Results section (45 minutes, 21:35)</w:t>
       </w:r>
     </w:p>
     <w:p>
@@ -3436,43 +3406,27 @@
         <w:keepNext/>
       </w:pPr>
       <w:r>
-        <w:t xml:space="preserve">Each participant writes the </w:t>
+        <w:t xml:space="preserve">You write the </w:t>
       </w:r>
       <w:r>
         <w:rPr>
           <w:b/>
         </w:rPr>
-        <w:t>Methods</w:t>
+        <w:t>Results section</w:t>
       </w:r>
       <w:r>
-        <w:t xml:space="preserve"> and </w:t>
+        <w:t xml:space="preserve"> for your FLUID-ICU question, using only your results pack. Methods, Introduction, Discussion and Abstract are optional (</w:t>
       </w:r>
       <w:r>
         <w:rPr>
-          <w:b/>
+          <w:rFonts w:ascii="Consolas" w:hAnsi="Consolas" w:cs="Consolas" w:eastAsia="Consolas"/>
+          <w:color w:val="0B376C"/>
+          <w:sz w:val="19"/>
         </w:rPr>
-        <w:t>Results</w:t>
+        <w:t>Manuscript_Brief.pdf</w:t>
       </w:r>
       <w:r>
-        <w:t xml:space="preserve"> of their own short STROBE-guided paper on </w:t>
-      </w:r>
-      <w:r>
-        <w:rPr>
-          <w:b/>
-        </w:rPr>
-        <w:t>one FLUID-ICU question</w:t>
-      </w:r>
-      <w:r>
-        <w:t xml:space="preserve">, using </w:t>
-      </w:r>
-      <w:r>
-        <w:rPr>
-          <w:b/>
-        </w:rPr>
-        <w:t>only</w:t>
-      </w:r>
-      <w:r>
-        <w:t xml:space="preserve"> the results pack for that question. We give you the results; you write the paper. Nobody calculates anything.</w:t>
+        <w:t>).</w:t>
       </w:r>
     </w:p>
     <w:tbl>
@@ -3490,8 +3444,8 @@
       </w:tblPr>
       <w:tblGrid>
         <w:gridCol w:w="1162"/>
-        <w:gridCol w:w="5900"/>
-        <w:gridCol w:w="2349"/>
+        <w:gridCol w:w="5953"/>
+        <w:gridCol w:w="2296"/>
       </w:tblGrid>
       <w:tr>
         <w:trPr>
@@ -3526,7 +3480,7 @@
         </w:tc>
         <w:tc>
           <w:tcPr>
-            <w:tcW w:type="dxa" w:w="5900"/>
+            <w:tcW w:type="dxa" w:w="5953"/>
             <w:tcBorders>
               <w:top w:val="single" w:sz="4" w:color="04242F"/>
               <w:left w:val="single" w:sz="4" w:color="04242F"/>
@@ -3552,7 +3506,7 @@
         </w:tc>
         <w:tc>
           <w:tcPr>
-            <w:tcW w:type="dxa" w:w="2349"/>
+            <w:tcW w:type="dxa" w:w="2296"/>
             <w:tcBorders>
               <w:top w:val="single" w:sz="4" w:color="04242F"/>
               <w:left w:val="single" w:sz="4" w:color="04242F"/>
@@ -3606,7 +3560,7 @@
         </w:tc>
         <w:tc>
           <w:tcPr>
-            <w:tcW w:type="dxa" w:w="5900"/>
+            <w:tcW w:type="dxa" w:w="5953"/>
             <w:tcBorders>
               <w:top w:val="single" w:sz="4" w:color="D5DDE1"/>
               <w:left w:val="single" w:sz="4" w:color="D5DDE1"/>
@@ -3629,7 +3583,7 @@
         </w:tc>
         <w:tc>
           <w:tcPr>
-            <w:tcW w:type="dxa" w:w="2349"/>
+            <w:tcW w:type="dxa" w:w="2296"/>
             <w:tcBorders>
               <w:top w:val="single" w:sz="4" w:color="D5DDE1"/>
               <w:left w:val="single" w:sz="4" w:color="D5DDE1"/>
@@ -3648,7 +3602,7 @@
                 <w:color w:val="0B376C"/>
                 <w:sz w:val="19"/>
               </w:rPr>
-              <w:t>Course/Data/results_packs/Results_Pack_Q1</w:t>
+              <w:t>Results_Pack_Q1.pdf</w:t>
             </w:r>
           </w:p>
         </w:tc>
@@ -3683,7 +3637,7 @@
         </w:tc>
         <w:tc>
           <w:tcPr>
-            <w:tcW w:type="dxa" w:w="5900"/>
+            <w:tcW w:type="dxa" w:w="5953"/>
             <w:tcBorders>
               <w:top w:val="single" w:sz="4" w:color="D5DDE1"/>
               <w:left w:val="single" w:sz="4" w:color="D5DDE1"/>
@@ -3707,7 +3661,7 @@
         </w:tc>
         <w:tc>
           <w:tcPr>
-            <w:tcW w:type="dxa" w:w="2349"/>
+            <w:tcW w:type="dxa" w:w="2296"/>
             <w:tcBorders>
               <w:top w:val="single" w:sz="4" w:color="D5DDE1"/>
               <w:left w:val="single" w:sz="4" w:color="D5DDE1"/>
@@ -3727,7 +3681,7 @@
                 <w:color w:val="0B376C"/>
                 <w:sz w:val="19"/>
               </w:rPr>
-              <w:t>Results_Pack_Q2</w:t>
+              <w:t>Results_Pack_Q2.pdf</w:t>
             </w:r>
           </w:p>
         </w:tc>
@@ -3761,7 +3715,7 @@
         </w:tc>
         <w:tc>
           <w:tcPr>
-            <w:tcW w:type="dxa" w:w="5900"/>
+            <w:tcW w:type="dxa" w:w="5953"/>
             <w:tcBorders>
               <w:top w:val="single" w:sz="4" w:color="D5DDE1"/>
               <w:left w:val="single" w:sz="4" w:color="D5DDE1"/>
@@ -3784,7 +3738,7 @@
         </w:tc>
         <w:tc>
           <w:tcPr>
-            <w:tcW w:type="dxa" w:w="2349"/>
+            <w:tcW w:type="dxa" w:w="2296"/>
             <w:tcBorders>
               <w:top w:val="single" w:sz="4" w:color="D5DDE1"/>
               <w:left w:val="single" w:sz="4" w:color="D5DDE1"/>
@@ -3803,7 +3757,7 @@
                 <w:color w:val="0B376C"/>
                 <w:sz w:val="19"/>
               </w:rPr>
-              <w:t>Results_Pack_Q3</w:t>
+              <w:t>Results_Pack_Q3.pdf</w:t>
             </w:r>
           </w:p>
         </w:tc>
@@ -3838,7 +3792,7 @@
         </w:tc>
         <w:tc>
           <w:tcPr>
-            <w:tcW w:type="dxa" w:w="5900"/>
+            <w:tcW w:type="dxa" w:w="5953"/>
             <w:tcBorders>
               <w:top w:val="single" w:sz="4" w:color="D5DDE1"/>
               <w:left w:val="single" w:sz="4" w:color="D5DDE1"/>
@@ -3856,13 +3810,13 @@
               <w:rPr>
                 <w:sz w:val="19"/>
               </w:rPr>
-              <w:t>Initial lactate and 28-day mortality; complete-case vs multiple imputation</w:t>
+              <w:t>Initial lactate and 28-day mortality, complete case vs multiple imputation</w:t>
             </w:r>
           </w:p>
         </w:tc>
         <w:tc>
           <w:tcPr>
-            <w:tcW w:type="dxa" w:w="2349"/>
+            <w:tcW w:type="dxa" w:w="2296"/>
             <w:tcBorders>
               <w:top w:val="single" w:sz="4" w:color="D5DDE1"/>
               <w:left w:val="single" w:sz="4" w:color="D5DDE1"/>
@@ -3882,7 +3836,7 @@
                 <w:color w:val="0B376C"/>
                 <w:sz w:val="19"/>
               </w:rPr>
-              <w:t>Results_Pack_Q4</w:t>
+              <w:t>Results_Pack_Q4.pdf</w:t>
             </w:r>
           </w:p>
         </w:tc>
@@ -3915,7 +3869,7 @@
         </w:tc>
         <w:tc>
           <w:tcPr>
-            <w:tcW w:type="dxa" w:w="5900"/>
+            <w:tcW w:type="dxa" w:w="5953"/>
             <w:tcBorders>
               <w:top w:val="single" w:sz="4" w:color="D5DDE1"/>
               <w:left w:val="single" w:sz="4" w:color="D5DDE1"/>
@@ -3937,7 +3891,7 @@
         </w:tc>
         <w:tc>
           <w:tcPr>
-            <w:tcW w:type="dxa" w:w="2349"/>
+            <w:tcW w:type="dxa" w:w="2296"/>
             <w:tcBorders>
               <w:top w:val="single" w:sz="4" w:color="D5DDE1"/>
               <w:left w:val="single" w:sz="4" w:color="D5DDE1"/>
@@ -3955,7 +3909,7 @@
                 <w:color w:val="0B376C"/>
                 <w:sz w:val="19"/>
               </w:rPr>
-              <w:t>Results_Pack_Q5</w:t>
+              <w:t>Results_Pack_Q5.pdf</w:t>
             </w:r>
           </w:p>
         </w:tc>
@@ -3965,26 +3919,6 @@
       <w:pPr>
         <w:spacing w:after="80"/>
       </w:pPr>
-    </w:p>
-    <w:p>
-      <w:r>
-        <w:t xml:space="preserve">FLUID-ICU is a </w:t>
-      </w:r>
-      <w:r>
-        <w:rPr>
-          <w:b/>
-        </w:rPr>
-        <w:t>simulated teaching dataset</w:t>
-      </w:r>
-      <w:r>
-        <w:t xml:space="preserve">. In your ethics sentence write: </w:t>
-      </w:r>
-      <w:r>
-        <w:rPr>
-          <w:i/>
-        </w:rPr>
-        <w:t>"This analysis used a simulated teaching dataset; no ethics approval or consent was required."</w:t>
-      </w:r>
     </w:p>
     <w:p>
       <w:pPr>
@@ -4009,8 +3943,8 @@
       </w:tblPr>
       <w:tblGrid>
         <w:gridCol w:w="1502"/>
-        <w:gridCol w:w="935"/>
-        <w:gridCol w:w="6974"/>
+        <w:gridCol w:w="1427"/>
+        <w:gridCol w:w="6482"/>
       </w:tblGrid>
       <w:tr>
         <w:trPr>
@@ -4045,7 +3979,7 @@
         </w:tc>
         <w:tc>
           <w:tcPr>
-            <w:tcW w:type="dxa" w:w="935"/>
+            <w:tcW w:type="dxa" w:w="1427"/>
             <w:tcBorders>
               <w:top w:val="single" w:sz="4" w:color="04242F"/>
               <w:left w:val="single" w:sz="4" w:color="04242F"/>
@@ -4071,7 +4005,7 @@
         </w:tc>
         <w:tc>
           <w:tcPr>
-            <w:tcW w:type="dxa" w:w="6973"/>
+            <w:tcW w:type="dxa" w:w="6481"/>
             <w:tcBorders>
               <w:top w:val="single" w:sz="4" w:color="04242F"/>
               <w:left w:val="single" w:sz="4" w:color="04242F"/>
@@ -4119,13 +4053,13 @@
               <w:rPr>
                 <w:sz w:val="19"/>
               </w:rPr>
-              <w:t>21:35–21:50</w:t>
+              <w:t>21:35–21:45</w:t>
             </w:r>
           </w:p>
         </w:tc>
         <w:tc>
           <w:tcPr>
-            <w:tcW w:type="dxa" w:w="935"/>
+            <w:tcW w:type="dxa" w:w="1427"/>
             <w:tcBorders>
               <w:top w:val="single" w:sz="4" w:color="D5DDE1"/>
               <w:left w:val="single" w:sz="4" w:color="D5DDE1"/>
@@ -4142,13 +4076,13 @@
               <w:rPr>
                 <w:sz w:val="19"/>
               </w:rPr>
-              <w:t>Whole class, on Q1</w:t>
+              <w:t>Whole class, Q1</w:t>
             </w:r>
           </w:p>
         </w:tc>
         <w:tc>
           <w:tcPr>
-            <w:tcW w:type="dxa" w:w="6973"/>
+            <w:tcW w:type="dxa" w:w="6481"/>
             <w:tcBorders>
               <w:top w:val="single" w:sz="4" w:color="D5DDE1"/>
               <w:left w:val="single" w:sz="4" w:color="D5DDE1"/>
@@ -4165,7 +4099,7 @@
               <w:rPr>
                 <w:sz w:val="19"/>
               </w:rPr>
-              <w:t>The instructor shares the template and results pack Q1. You suggest each Methods sentence in the chat; the instructor types the best one.</w:t>
+              <w:t>Participants and the Table 1 sentence. You suggest sentences in the chat. The instructor types the best one</w:t>
             </w:r>
           </w:p>
         </w:tc>
@@ -4194,13 +4128,13 @@
               <w:rPr>
                 <w:sz w:val="19"/>
               </w:rPr>
-              <w:t>21:50–22:02</w:t>
+              <w:t>21:45–21:57</w:t>
             </w:r>
           </w:p>
         </w:tc>
         <w:tc>
           <w:tcPr>
-            <w:tcW w:type="dxa" w:w="935"/>
+            <w:tcW w:type="dxa" w:w="1427"/>
             <w:tcBorders>
               <w:top w:val="single" w:sz="4" w:color="D5DDE1"/>
               <w:left w:val="single" w:sz="4" w:color="D5DDE1"/>
@@ -4218,13 +4152,13 @@
               <w:rPr>
                 <w:sz w:val="19"/>
               </w:rPr>
-              <w:t>Whole class, on Q1</w:t>
+              <w:t>Whole class, Q1</w:t>
             </w:r>
           </w:p>
         </w:tc>
         <w:tc>
           <w:tcPr>
-            <w:tcW w:type="dxa" w:w="6973"/>
+            <w:tcW w:type="dxa" w:w="6481"/>
             <w:tcBorders>
               <w:top w:val="single" w:sz="4" w:color="D5DDE1"/>
               <w:left w:val="single" w:sz="4" w:color="D5DDE1"/>
@@ -4242,7 +4176,7 @@
               <w:rPr>
                 <w:sz w:val="19"/>
               </w:rPr>
-              <w:t>Results: participants first, the Table 1 sentence, outcome numbers, crude and adjusted estimates.</w:t>
+              <w:t>Deaths per group, crude and adjusted OR with 95% CI</w:t>
             </w:r>
           </w:p>
         </w:tc>
@@ -4270,13 +4204,13 @@
               <w:rPr>
                 <w:sz w:val="19"/>
               </w:rPr>
-              <w:t>22:02–22:05</w:t>
+              <w:t>21:57–22:02</w:t>
             </w:r>
           </w:p>
         </w:tc>
         <w:tc>
           <w:tcPr>
-            <w:tcW w:type="dxa" w:w="935"/>
+            <w:tcW w:type="dxa" w:w="1427"/>
             <w:tcBorders>
               <w:top w:val="single" w:sz="4" w:color="D5DDE1"/>
               <w:left w:val="single" w:sz="4" w:color="D5DDE1"/>
@@ -4293,13 +4227,13 @@
               <w:rPr>
                 <w:sz w:val="19"/>
               </w:rPr>
-              <w:t>Whole class</w:t>
+              <w:t>Whole class, Q1</w:t>
             </w:r>
           </w:p>
         </w:tc>
         <w:tc>
           <w:tcPr>
-            <w:tcW w:type="dxa" w:w="6973"/>
+            <w:tcW w:type="dxa" w:w="6481"/>
             <w:tcBorders>
               <w:top w:val="single" w:sz="4" w:color="D5DDE1"/>
               <w:left w:val="single" w:sz="4" w:color="D5DDE1"/>
@@ -4316,7 +4250,7 @@
               <w:rPr>
                 <w:sz w:val="19"/>
               </w:rPr>
-              <w:t>A volunteer reads every number in the class draft against the pack.</w:t>
+              <w:t>Other analyses: Cox model and multiple imputation</w:t>
             </w:r>
           </w:p>
         </w:tc>
@@ -4345,13 +4279,13 @@
               <w:rPr>
                 <w:sz w:val="19"/>
               </w:rPr>
-              <w:t>22:05–22:20</w:t>
+              <w:t>22:02–22:05</w:t>
             </w:r>
           </w:p>
         </w:tc>
         <w:tc>
           <w:tcPr>
-            <w:tcW w:type="dxa" w:w="935"/>
+            <w:tcW w:type="dxa" w:w="1427"/>
             <w:tcBorders>
               <w:top w:val="single" w:sz="4" w:color="D5DDE1"/>
               <w:left w:val="single" w:sz="4" w:color="D5DDE1"/>
@@ -4369,13 +4303,13 @@
               <w:rPr>
                 <w:sz w:val="19"/>
               </w:rPr>
-              <w:t>You, alone</w:t>
+              <w:t>Whole class</w:t>
             </w:r>
           </w:p>
         </w:tc>
         <w:tc>
           <w:tcPr>
-            <w:tcW w:type="dxa" w:w="6973"/>
+            <w:tcW w:type="dxa" w:w="6481"/>
             <w:tcBorders>
               <w:top w:val="single" w:sz="4" w:color="D5DDE1"/>
               <w:left w:val="single" w:sz="4" w:color="D5DDE1"/>
@@ -4393,7 +4327,7 @@
               <w:rPr>
                 <w:sz w:val="19"/>
               </w:rPr>
-              <w:t>Open the results pack for YOUR question. Follow the structure of the class draft and start your Methods. Ask questions in the chat.</w:t>
+              <w:t>A volunteer checks every number against the pack</w:t>
             </w:r>
           </w:p>
         </w:tc>
@@ -4420,13 +4354,13 @@
               <w:rPr>
                 <w:sz w:val="19"/>
               </w:rPr>
-              <w:t>At home</w:t>
+              <w:t>22:05–22:20</w:t>
             </w:r>
           </w:p>
         </w:tc>
         <w:tc>
           <w:tcPr>
-            <w:tcW w:type="dxa" w:w="935"/>
+            <w:tcW w:type="dxa" w:w="1427"/>
             <w:tcBorders>
               <w:top w:val="single" w:sz="4" w:color="D5DDE1"/>
               <w:left w:val="single" w:sz="4" w:color="D5DDE1"/>
@@ -4448,7 +4382,7 @@
         </w:tc>
         <w:tc>
           <w:tcPr>
-            <w:tcW w:type="dxa" w:w="6973"/>
+            <w:tcW w:type="dxa" w:w="6481"/>
             <w:tcBorders>
               <w:top w:val="single" w:sz="4" w:color="D5DDE1"/>
               <w:left w:val="single" w:sz="4" w:color="D5DDE1"/>
@@ -4464,7 +4398,7 @@
               <w:rPr>
                 <w:sz w:val="19"/>
               </w:rPr>
-              <w:t>Finish the Methods and Results (~600 words), Table 1 and one figure or table. If you chose Q1, write it in your own words; do not copy the class draft.</w:t>
+              <w:t>Start the Results for YOUR question, following the class draft</w:t>
             </w:r>
           </w:p>
         </w:tc>
@@ -4477,7 +4411,7 @@
     </w:p>
     <w:p>
       <w:r>
-        <w:t>The class draft is shared as a PDF after the session.</w:t>
+        <w:t>The class draft is sent as a PDF after the session. If you chose Q1, write it in your own words.</w:t>
       </w:r>
     </w:p>
     <w:p>
@@ -4485,120 +4419,7 @@
         <w:pStyle w:val="Heading2"/>
       </w:pPr>
       <w:r>
-        <w:t>Methods: headings and checklist (STROBE items in brackets)</w:t>
-      </w:r>
-    </w:p>
-    <w:p>
-      <w:pPr>
-        <w:pStyle w:val="ListBullet"/>
-        <w:spacing w:after="40"/>
-      </w:pPr>
-      <w:r>
-        <w:rPr>
-          <w:b/>
-        </w:rPr>
-        <w:t>Study design and setting</w:t>
-      </w:r>
-      <w:r>
-        <w:t xml:space="preserve"> (4, 5): prospective multicentre cohort; 4 ICUs; dates as given in the pack.</w:t>
-      </w:r>
-    </w:p>
-    <w:p>
-      <w:pPr>
-        <w:pStyle w:val="ListBullet"/>
-        <w:spacing w:after="40"/>
-      </w:pPr>
-      <w:r>
-        <w:rPr>
-          <w:b/>
-        </w:rPr>
-        <w:t>Participants</w:t>
-      </w:r>
-      <w:r>
-        <w:t xml:space="preserve"> (6): who was included and excluded; how many.</w:t>
-      </w:r>
-    </w:p>
-    <w:p>
-      <w:pPr>
-        <w:pStyle w:val="ListBullet"/>
-        <w:spacing w:after="40"/>
-      </w:pPr>
-      <w:r>
-        <w:rPr>
-          <w:b/>
-        </w:rPr>
-        <w:t>Variables</w:t>
-      </w:r>
-      <w:r>
-        <w:t xml:space="preserve"> (7): exposure (how fluid balance was calculated and over which days), outcome (definition and time point), confounders adjusted for.</w:t>
-      </w:r>
-    </w:p>
-    <w:p>
-      <w:pPr>
-        <w:pStyle w:val="ListBullet"/>
-        <w:spacing w:after="40"/>
-      </w:pPr>
-      <w:r>
-        <w:rPr>
-          <w:b/>
-        </w:rPr>
-        <w:t>Data sources</w:t>
-      </w:r>
-      <w:r>
-        <w:t xml:space="preserve"> (8): routine ICU charts / study case report form.</w:t>
-      </w:r>
-    </w:p>
-    <w:p>
-      <w:pPr>
-        <w:pStyle w:val="ListBullet"/>
-        <w:spacing w:after="40"/>
-      </w:pPr>
-      <w:r>
-        <w:rPr>
-          <w:b/>
-        </w:rPr>
-        <w:t>Bias</w:t>
-      </w:r>
-      <w:r>
-        <w:t xml:space="preserve"> (9): how confounding by indication was addressed (adjustment for severity).</w:t>
-      </w:r>
-    </w:p>
-    <w:p>
-      <w:pPr>
-        <w:pStyle w:val="ListBullet"/>
-        <w:spacing w:after="40"/>
-      </w:pPr>
-      <w:r>
-        <w:rPr>
-          <w:b/>
-        </w:rPr>
-        <w:t>Study size</w:t>
-      </w:r>
-      <w:r>
-        <w:t xml:space="preserve"> (10): "all eligible patients in the cohort were included" (no new sample size for a fixed dataset).</w:t>
-      </w:r>
-    </w:p>
-    <w:p>
-      <w:pPr>
-        <w:pStyle w:val="ListBullet"/>
-        <w:spacing w:after="40"/>
-      </w:pPr>
-      <w:r>
-        <w:rPr>
-          <w:b/>
-        </w:rPr>
-        <w:t>Statistical analysis</w:t>
-      </w:r>
-      <w:r>
-        <w:t xml:space="preserve"> (12): summary statistics; the test for each comparison; the regression model(s) and which variables; how missing data were handled; software (R, version from the pack); reporting of 95% CIs.</w:t>
-      </w:r>
-    </w:p>
-    <w:p>
-      <w:pPr>
-        <w:pStyle w:val="Heading2"/>
-      </w:pPr>
-      <w:r>
-        <w:t>Results checklist</w:t>
+        <w:t>Results checklist (STROBE items)</w:t>
       </w:r>
     </w:p>
     <w:p>
@@ -4613,7 +4434,7 @@
         <w:t xml:space="preserve">☐  </w:t>
       </w:r>
       <w:r>
-        <w:t>Participants first: number analysed (and excluded, with reasons) (13)</w:t>
+        <w:t>Participants first: numbers enrolled, analysed and excluded, with reasons (13)</w:t>
       </w:r>
     </w:p>
     <w:p>
@@ -4628,7 +4449,7 @@
         <w:t xml:space="preserve">☐  </w:t>
       </w:r>
       <w:r>
-        <w:t>Table 1 summarised in one or two sentences: how the groups differed at baseline (14)</w:t>
+        <w:t>Table 1 in one or two sentences, with numbers. Missing data reported (14)</w:t>
       </w:r>
     </w:p>
     <w:p>
@@ -4643,7 +4464,7 @@
         <w:t xml:space="preserve">☐  </w:t>
       </w:r>
       <w:r>
-        <w:t>Outcome numbers per group (15)</w:t>
+        <w:t>Outcome numbers per group, with denominators (15)</w:t>
       </w:r>
     </w:p>
     <w:p>
@@ -4664,7 +4485,7 @@
         <w:rPr>
           <w:b/>
         </w:rPr>
-        <w:t>crude AND adjusted</w:t>
+        <w:t>crude and adjusted</w:t>
       </w:r>
       <w:r>
         <w:t xml:space="preserve"> estimate with 95% CI (16)</w:t>
@@ -4682,7 +4503,7 @@
         <w:t xml:space="preserve">☐  </w:t>
       </w:r>
       <w:r>
-        <w:t>One further analysis (secondary outcome, sensitivity, imputation) (17)</w:t>
+        <w:t>Other analyses in your pack: sensitivity, imputation or subgroup (17)</w:t>
       </w:r>
     </w:p>
     <w:p>
@@ -4697,7 +4518,7 @@
         <w:t xml:space="preserve">☐  </w:t>
       </w:r>
       <w:r>
-        <w:t>No interpretation ("because", "suggests", "important"). Move it to the Discussion</w:t>
+        <w:t>Table 1 and one main table or figure that stand alone</w:t>
       </w:r>
     </w:p>
     <w:p>
@@ -4712,7 +4533,22 @@
         <w:t xml:space="preserve">☐  </w:t>
       </w:r>
       <w:r>
-        <w:t>No number without its unit and, for effects, its 95% CI</w:t>
+        <w:t>No interpretation ("because", "suggests") and no causal words</w:t>
+      </w:r>
+    </w:p>
+    <w:p>
+      <w:pPr>
+        <w:spacing w:after="40"/>
+        <w:ind w:left="454" w:hanging="340"/>
+      </w:pPr>
+      <w:r>
+        <w:rPr>
+          <w:color w:val="055F56"/>
+        </w:rPr>
+        <w:t xml:space="preserve">☐  </w:t>
+      </w:r>
+      <w:r>
+        <w:t>A working title, the simulated-data sentence and the AI-use statement</w:t>
       </w:r>
     </w:p>
     <w:p>
@@ -4735,7 +4571,7 @@
         <w:t>Q3:</w:t>
       </w:r>
       <w:r>
-        <w:t xml:space="preserve"> ventilator-free days are skewed and count death as zero; choose the summary accordingly.</w:t>
+        <w:t xml:space="preserve"> ventilator-free days are skewed and count death as zero.</w:t>
       </w:r>
     </w:p>
     <w:p>
@@ -4750,7 +4586,7 @@
         <w:t>Q4:</w:t>
       </w:r>
       <w:r>
-        <w:t xml:space="preserve"> report BOTH the complete-case and the multiple-imputation estimates.</w:t>
+        <w:t xml:space="preserve"> report both the complete-case and the multiple-imputation estimates.</w:t>
       </w:r>
     </w:p>
     <w:p>
@@ -4765,7 +4601,42 @@
         <w:t>Q5:</w:t>
       </w:r>
       <w:r>
-        <w:t xml:space="preserve"> survivors only; use medians and IQR.</w:t>
+        <w:t xml:space="preserve"> survivors only. Use medians and IQR.</w:t>
+      </w:r>
+    </w:p>
+    <w:p>
+      <w:pPr>
+        <w:pStyle w:val="Heading2"/>
+      </w:pPr>
+      <w:r>
+        <w:t>Optional: Methods</w:t>
+      </w:r>
+    </w:p>
+    <w:p>
+      <w:r>
+        <w:t xml:space="preserve">If you also write the Methods, use STROBE items 4 to 12: design and setting, participants, variables, data sources, bias, study size ("all eligible patients in the cohort were included"), statistical methods and missing data. The facts are in your results pack, </w:t>
+      </w:r>
+      <w:r>
+        <w:rPr>
+          <w:rFonts w:ascii="Consolas" w:hAnsi="Consolas" w:cs="Consolas" w:eastAsia="Consolas"/>
+          <w:color w:val="0B376C"/>
+          <w:sz w:val="19"/>
+        </w:rPr>
+        <w:t>SAP_FLUID-ICU.pdf</w:t>
+      </w:r>
+      <w:r>
+        <w:t xml:space="preserve"> and </w:t>
+      </w:r>
+      <w:r>
+        <w:rPr>
+          <w:rFonts w:ascii="Consolas" w:hAnsi="Consolas" w:cs="Consolas" w:eastAsia="Consolas"/>
+          <w:color w:val="0B376C"/>
+          <w:sz w:val="19"/>
+        </w:rPr>
+        <w:t>Data_Dictionary.pdf</w:t>
+      </w:r>
+      <w:r>
+        <w:t>.</w:t>
       </w:r>
     </w:p>
     <w:p>
@@ -4778,7 +4649,7 @@
     </w:p>
     <w:p>
       <w:r>
-        <w:t xml:space="preserve">Your own Methods + Results (~600 words) + Table 1 + one figure or table, saved as </w:t>
+        <w:t xml:space="preserve">Your Results section, named </w:t>
       </w:r>
       <w:r>
         <w:rPr>
@@ -4786,30 +4657,19 @@
           <w:color w:val="0B376C"/>
           <w:sz w:val="19"/>
         </w:rPr>
-        <w:t>Surname_Manuscript_QN_draft1</w:t>
+        <w:t>Surname_Firstname_Results_QN.docx</w:t>
       </w:r>
       <w:r>
-        <w:t xml:space="preserve"> in the course folder (or sent by email) </w:t>
+        <w:t xml:space="preserve">, emailed to your reviewer and to the course lead (myluong1710@gmail.com) </w:t>
       </w:r>
       <w:r>
         <w:rPr>
           <w:b/>
         </w:rPr>
-        <w:t>before Session 8</w:t>
+        <w:t>by 23:59 on the day of Session 8</w:t>
       </w:r>
       <w:r>
-        <w:t>. In Session 8 you add the Introduction, Discussion, Abstract and Title, and submit the complete draft by 23:59 that day (</w:t>
-      </w:r>
-      <w:r>
-        <w:rPr>
-          <w:rFonts w:ascii="Consolas" w:hAnsi="Consolas" w:cs="Consolas" w:eastAsia="Consolas"/>
-          <w:color w:val="0B376C"/>
-          <w:sz w:val="19"/>
-        </w:rPr>
-        <w:t>Course/Assignment/manuscript_brief.md</w:t>
-      </w:r>
-      <w:r>
-        <w:t>).</w:t>
+        <w:t>. Your reviewer is announced at the end of today's session.</w:t>
       </w:r>
     </w:p>
     <w:sectPr>

--- a/en/files/sessions/s7_exercises.docx
+++ b/en/files/sessions/s7_exercises.docx
@@ -7,7 +7,7 @@
         <w:pStyle w:val="Title"/>
       </w:pPr>
       <w:r>
-        <w:t>Session 7 (PROTECT &amp; WRITE): Exercise sheet</w:t>
+        <w:t>Session 7 (PROTECT &amp; WRITE: ethics, integrity, Methods and Results): Exercise sheet</w:t>
       </w:r>
     </w:p>
     <w:p>
@@ -1463,7 +1463,7 @@
         <w:t>your own</w:t>
       </w:r>
       <w:r>
-        <w:t xml:space="preserve"> proposal. It becomes Part 4 of your written proposal and slides 5 (ethics and feasibility) and 6 (publication plan) of your presentation. Everyone submits the written proposal and the 6 slides by email before 19:30 on the day of Session 8 (</w:t>
+        <w:t xml:space="preserve"> proposal. It becomes Part 4 of your written proposal and slides 5 (ethics and feasibility) and 6 (publication plan) of your presentation. Everyone submits the written proposal and the 6 slides by email before 19:30 on Saturday 19 December 2026, Session 8 (</w:t>
       </w:r>
       <w:r>
         <w:rPr>
@@ -3415,7 +3415,7 @@
         <w:t>Results section</w:t>
       </w:r>
       <w:r>
-        <w:t xml:space="preserve"> for your FLUID-ICU question, using only your results pack. Methods, Introduction, Discussion and Abstract are optional (</w:t>
+        <w:t xml:space="preserve"> for your FLUID-ICU question, using only your results pack. Only the Results section is required. You may add other sections in the same file (</w:t>
       </w:r>
       <w:r>
         <w:rPr>
@@ -4548,7 +4548,7 @@
         <w:t xml:space="preserve">☐  </w:t>
       </w:r>
       <w:r>
-        <w:t>A working title, the simulated-data sentence and the AI-use statement</w:t>
+        <w:t>A working title and the AI-use statement</w:t>
       </w:r>
     </w:p>
     <w:p>
@@ -4609,12 +4609,12 @@
         <w:pStyle w:val="Heading2"/>
       </w:pPr>
       <w:r>
-        <w:t>Optional: Methods</w:t>
+        <w:t>Methods (taught in 7.3, optional to submit)</w:t>
       </w:r>
     </w:p>
     <w:p>
       <w:r>
-        <w:t xml:space="preserve">If you also write the Methods, use STROBE items 4 to 12: design and setting, participants, variables, data sources, bias, study size ("all eligible patients in the cohort were included"), statistical methods and missing data. The facts are in your results pack, </w:t>
+        <w:t xml:space="preserve">If you also submit the Methods, use STROBE items 4 to 12: design and setting, participants, variables, data sources, bias, study size ("all eligible patients in the cohort were included"), statistical methods and missing data. The facts are in your results pack, </w:t>
       </w:r>
       <w:r>
         <w:rPr>
@@ -4666,7 +4666,7 @@
         <w:rPr>
           <w:b/>
         </w:rPr>
-        <w:t>by 23:59 on the day of Session 8</w:t>
+        <w:t>by 23:59 on Sunday 20 December 2026 (Vietnam time)</w:t>
       </w:r>
       <w:r>
         <w:t>. Your reviewer is announced at the end of today's session.</w:t>

--- a/en/files/sessions/s7_exercises.docx
+++ b/en/files/sessions/s7_exercises.docx
@@ -4660,7 +4660,7 @@
         <w:t>Surname_Firstname_Results_QN.docx</w:t>
       </w:r>
       <w:r>
-        <w:t xml:space="preserve">, emailed to your reviewer and to the course lead (myluong1710@gmail.com) </w:t>
+        <w:t xml:space="preserve">, emailed to your reviewer and to the instructor (myluong1710@gmail.com) </w:t>
       </w:r>
       <w:r>
         <w:rPr>
